--- a/3 курс/кунташов/пр1/ПР_1 (2).docx
+++ b/3 курс/кунташов/пр1/ПР_1 (2).docx
@@ -478,6 +478,7 @@
         <w:rPr>
           <w:rFonts w:cs="Times New Roman"/>
           <w:szCs w:val="28"/>
+          <w:lang w:val="en-US"/>
         </w:rPr>
       </w:pPr>
       <w:proofErr w:type="spellStart"/>
@@ -509,17 +510,21 @@
           <w:b/>
           <w:bCs/>
           <w:szCs w:val="28"/>
+          <w:lang w:val="en-US" w:eastAsia="ru-RU"/>
+        </w:rPr>
+      </w:pPr>
+    </w:p>
+    <w:p>
+      <w:pPr>
+        <w:spacing w:line="276" w:lineRule="auto"/>
+        <w:rPr>
+          <w:rFonts w:eastAsia="Times New Roman" w:cs="Times New Roman"/>
+          <w:bCs/>
+          <w:szCs w:val="28"/>
           <w:lang w:eastAsia="ru-RU"/>
         </w:rPr>
       </w:pPr>
-    </w:p>
-    <w:p>
-      <w:pPr>
-        <w:autoSpaceDE w:val="0"/>
-        <w:autoSpaceDN w:val="0"/>
-        <w:adjustRightInd w:val="0"/>
-        <w:spacing w:after="0" w:line="276" w:lineRule="auto"/>
-        <w:jc w:val="center"/>
+      <w:r>
         <w:rPr>
           <w:rFonts w:eastAsia="Times New Roman" w:cs="Times New Roman"/>
           <w:b/>
@@ -527,49 +532,39 @@
           <w:szCs w:val="28"/>
           <w:lang w:eastAsia="ru-RU"/>
         </w:rPr>
-      </w:pPr>
-    </w:p>
-    <w:p>
-      <w:pPr>
-        <w:spacing w:line="276" w:lineRule="auto"/>
+        <w:t xml:space="preserve">                                                 </w:t>
+      </w:r>
+      <w:r>
         <w:rPr>
           <w:rFonts w:eastAsia="Times New Roman" w:cs="Times New Roman"/>
           <w:bCs/>
           <w:szCs w:val="28"/>
           <w:lang w:eastAsia="ru-RU"/>
         </w:rPr>
-      </w:pPr>
-      <w:r>
-        <w:rPr>
-          <w:rFonts w:eastAsia="Times New Roman" w:cs="Times New Roman"/>
-          <w:b/>
+        <w:t>Казань, 202</w:t>
+      </w:r>
+      <w:r>
+        <w:rPr>
+          <w:rFonts w:eastAsia="Times New Roman" w:cs="Times New Roman"/>
           <w:bCs/>
           <w:szCs w:val="28"/>
           <w:lang w:eastAsia="ru-RU"/>
         </w:rPr>
-        <w:t xml:space="preserve">                                                 </w:t>
-      </w:r>
-      <w:r>
-        <w:rPr>
-          <w:rFonts w:eastAsia="Times New Roman" w:cs="Times New Roman"/>
-          <w:bCs/>
-          <w:szCs w:val="28"/>
-          <w:lang w:eastAsia="ru-RU"/>
-        </w:rPr>
-        <w:t>Казань, 202</w:t>
-      </w:r>
-      <w:r>
-        <w:rPr>
-          <w:rFonts w:eastAsia="Times New Roman" w:cs="Times New Roman"/>
-          <w:bCs/>
-          <w:szCs w:val="28"/>
-          <w:lang w:eastAsia="ru-RU"/>
-        </w:rPr>
         <w:t>6</w:t>
       </w:r>
     </w:p>
     <w:p>
       <w:pPr>
+        <w:rPr>
+          <w:lang w:val="en-US"/>
+        </w:rPr>
+      </w:pPr>
+    </w:p>
+    <w:p>
+      <w:pPr>
+        <w:rPr>
+          <w:lang w:val="en-US"/>
+        </w:rPr>
         <w:sectPr>
           <w:pgSz w:w="11906" w:h="16838"/>
           <w:pgMar w:top="1134" w:right="850" w:bottom="1134" w:left="1701" w:header="708" w:footer="708" w:gutter="0"/>
@@ -779,13 +774,12 @@
     </w:p>
     <w:p>
       <w:pPr>
-        <w:spacing w:after="100" w:afterAutospacing="1"/>
-        <w:rPr>
-          <w:rFonts w:eastAsia="Times New Roman" w:cs="Times New Roman"/>
-          <w:color w:val="000000" w:themeColor="text1"/>
-          <w:kern w:val="0"/>
-          <w:szCs w:val="28"/>
-          <w:lang w:val="en-KZ"/>
+        <w:spacing w:after="0"/>
+        <w:rPr>
+          <w:rFonts w:eastAsia="Times New Roman" w:cs="Times New Roman"/>
+          <w:color w:val="000000" w:themeColor="text1"/>
+          <w:kern w:val="0"/>
+          <w:szCs w:val="28"/>
           <w14:ligatures w14:val="none"/>
         </w:rPr>
       </w:pPr>
@@ -799,6 +793,119 @@
           <w14:ligatures w14:val="none"/>
         </w:rPr>
         <w:t>Настоящее техническое задание распространяется на разработку настольного программного обеспечения под управлением операционной системы Windows — персонального информационного менеджера «Органайзер». Продукт предназначен для упорядочивания персональной и рабочей информации конечных пользователей: учета контактов (физических лиц и контрагентов/организаций), ведения расписания, планирования событий и задач с системой оповещений.</w:t>
+      </w:r>
+    </w:p>
+    <w:p>
+      <w:pPr>
+        <w:spacing w:after="0"/>
+        <w:rPr>
+          <w:rFonts w:eastAsia="Times New Roman" w:cs="Times New Roman"/>
+          <w:color w:val="000000" w:themeColor="text1"/>
+          <w:kern w:val="0"/>
+          <w:szCs w:val="28"/>
+          <w14:ligatures w14:val="none"/>
+        </w:rPr>
+      </w:pPr>
+    </w:p>
+    <w:p>
+      <w:pPr>
+        <w:spacing w:after="0"/>
+        <w:jc w:val="center"/>
+        <w:outlineLvl w:val="2"/>
+        <w:rPr>
+          <w:rFonts w:eastAsia="Times New Roman" w:cs="Times New Roman"/>
+          <w:b/>
+          <w:bCs/>
+          <w:color w:val="000000" w:themeColor="text1"/>
+          <w:spacing w:val="-15"/>
+          <w:kern w:val="0"/>
+          <w:szCs w:val="28"/>
+          <w14:ligatures w14:val="none"/>
+        </w:rPr>
+      </w:pPr>
+      <w:r>
+        <w:rPr>
+          <w:rFonts w:eastAsia="Times New Roman" w:cs="Times New Roman"/>
+          <w:b/>
+          <w:bCs/>
+          <w:color w:val="000000" w:themeColor="text1"/>
+          <w:spacing w:val="-15"/>
+          <w:kern w:val="0"/>
+          <w:szCs w:val="28"/>
+          <w:lang w:val="en-KZ"/>
+          <w14:ligatures w14:val="none"/>
+        </w:rPr>
+        <w:t>2 ОСНОВАНИЕ ДЛЯ РАЗРАБОТКИ</w:t>
+      </w:r>
+    </w:p>
+    <w:p>
+      <w:pPr>
+        <w:spacing w:after="0"/>
+        <w:jc w:val="center"/>
+        <w:outlineLvl w:val="2"/>
+        <w:rPr>
+          <w:rFonts w:eastAsia="Times New Roman" w:cs="Times New Roman"/>
+          <w:b/>
+          <w:bCs/>
+          <w:color w:val="000000" w:themeColor="text1"/>
+          <w:spacing w:val="-15"/>
+          <w:kern w:val="0"/>
+          <w:szCs w:val="28"/>
+          <w14:ligatures w14:val="none"/>
+        </w:rPr>
+      </w:pPr>
+    </w:p>
+    <w:p>
+      <w:pPr>
+        <w:spacing w:after="0"/>
+        <w:rPr>
+          <w:lang w:val="en-KZ"/>
+        </w:rPr>
+      </w:pPr>
+      <w:r>
+        <w:rPr>
+          <w:lang w:val="en-KZ"/>
+        </w:rPr>
+        <w:t xml:space="preserve">2.1 Разработка ведется на основании внутреннего плана создания программных продуктов ООО «ИТ-Решения» и приказа генерального директора № 48-ОД от 12 января 2024 г. 2.2 Наименование темы разработки: «Разработка настольного приложения Windows „Органайзер“. </w:t>
+      </w:r>
+    </w:p>
+    <w:p>
+      <w:pPr>
+        <w:rPr>
+          <w:lang w:val="en-KZ"/>
+        </w:rPr>
+      </w:pPr>
+      <w:r>
+        <w:rPr>
+          <w:lang w:val="en-KZ"/>
+        </w:rPr>
+        <w:t xml:space="preserve">2.3 Исполнитель: </w:t>
+      </w:r>
+      <w:r>
+        <w:rPr>
+          <w:highlight w:val="yellow"/>
+          <w:lang w:val="en-KZ"/>
+        </w:rPr>
+        <w:t>отдел прикладной разработки программного обеспечения.</w:t>
+      </w:r>
+      <w:r>
+        <w:rPr>
+          <w:lang w:val="en-KZ"/>
+        </w:rPr>
+        <w:t xml:space="preserve"> </w:t>
+      </w:r>
+    </w:p>
+    <w:p>
+      <w:pPr>
+        <w:rPr>
+          <w:lang w:val="en-KZ"/>
+        </w:rPr>
+      </w:pPr>
+      <w:r>
+        <w:rPr>
+          <w:lang w:val="en-KZ"/>
+        </w:rPr>
+        <w:t>2.4 Соисполнители: отсутствуют.</w:t>
       </w:r>
     </w:p>
     <w:p>
@@ -829,27 +936,9 @@
           <w:lang w:val="en-KZ"/>
           <w14:ligatures w14:val="none"/>
         </w:rPr>
-        <w:t>2 ОСНОВАНИЕ ДЛЯ РАЗРАБОТКИ</w:t>
-      </w:r>
-    </w:p>
-    <w:p>
-      <w:pPr>
-        <w:rPr>
-          <w:lang w:val="en-KZ"/>
-        </w:rPr>
-      </w:pPr>
-      <w:r>
-        <w:rPr>
-          <w:lang w:val="en-KZ"/>
-        </w:rPr>
-        <w:t>2.1 Разработка ведется на основании внутреннего плана создания программных продуктов ООО «ИТ-Решения» и приказа генерального директора № 48-ОД от 12 января 2024 г. 2.2 Наименование темы разработки: «Разработка настольного приложения Windows „Органайзер“». 2.3 Исполнитель: отдел прикладной разработки программного обеспечения. 2.4 Соисполнители: отсутствуют.</w:t>
-      </w:r>
-    </w:p>
-    <w:p>
-      <w:pPr>
-        <w:spacing w:before="100" w:beforeAutospacing="1" w:after="100" w:afterAutospacing="1"/>
-        <w:jc w:val="center"/>
-        <w:outlineLvl w:val="2"/>
+        <w:t xml:space="preserve">3 </w:t>
+      </w:r>
+      <w:r>
         <w:rPr>
           <w:rFonts w:eastAsia="Times New Roman" w:cs="Times New Roman"/>
           <w:b/>
@@ -858,10 +947,12 @@
           <w:spacing w:val="-15"/>
           <w:kern w:val="0"/>
           <w:szCs w:val="28"/>
-          <w:lang w:val="en-KZ"/>
-          <w14:ligatures w14:val="none"/>
-        </w:rPr>
-      </w:pPr>
+          <w:highlight w:val="yellow"/>
+          <w:lang w:val="en-KZ"/>
+          <w14:ligatures w14:val="none"/>
+        </w:rPr>
+        <w:t>НАЗНАЧЕНИЕ</w:t>
+      </w:r>
       <w:r>
         <w:rPr>
           <w:rFonts w:eastAsia="Times New Roman" w:cs="Times New Roman"/>
@@ -874,27 +965,34 @@
           <w:lang w:val="en-KZ"/>
           <w14:ligatures w14:val="none"/>
         </w:rPr>
-        <w:t>3 НАЗНАЧЕНИЕ РАЗРАБОТКИ</w:t>
-      </w:r>
-    </w:p>
-    <w:p>
-      <w:pPr>
-        <w:rPr>
-          <w:lang w:val="en-KZ"/>
-        </w:rPr>
-      </w:pPr>
-      <w:r>
-        <w:rPr>
-          <w:lang w:val="en-KZ"/>
-        </w:rPr>
-        <w:t xml:space="preserve">3.1 Функциональное назначение: автоматизация процессов структурированного хранения, быстрого поиска, редактирования и </w:t>
-      </w:r>
+        <w:t xml:space="preserve"> РАЗРАБОТКИ</w:t>
+      </w:r>
+    </w:p>
+    <w:p>
+      <w:pPr>
+        <w:rPr>
+          <w:lang w:val="en-KZ"/>
+        </w:rPr>
+      </w:pPr>
       <w:r>
         <w:rPr>
           <w:lang w:val="en-KZ"/>
         </w:rPr>
         <w:lastRenderedPageBreak/>
-        <w:t>планирования контактных сведений, календаря событий, встреч и персональных заметок. 3.2 Эксплуатационное назначение: регулярное использование на стационарных ПК и ноутбуках под управлением ОС Windows конечными пользователями (офисными сотрудниками, менеджерами, частными лицами) без специальной квалификации в области информационных технологий.</w:t>
+        <w:t xml:space="preserve">3.1 Функциональное назначение: автоматизация процессов структурированного хранения, быстрого поиска, редактирования и планирования контактных сведений, календаря событий, встреч и персональных заметок. </w:t>
+      </w:r>
+    </w:p>
+    <w:p>
+      <w:pPr>
+        <w:rPr>
+          <w:lang w:val="en-KZ"/>
+        </w:rPr>
+      </w:pPr>
+      <w:r>
+        <w:rPr>
+          <w:lang w:val="en-KZ"/>
+        </w:rPr>
+        <w:t>3.2 Эксплуатационное назначение: регулярное использование на стационарных ПК и ноутбуках под управлением ОС Windows конечными пользователями (офисными сотрудниками, менеджерами, частными лицами) без специальной квалификации в области информационных технологий.</w:t>
       </w:r>
     </w:p>
     <w:p>
@@ -987,6 +1085,7 @@
           <w:ilvl w:val="0"/>
           <w:numId w:val="1"/>
         </w:numPr>
+        <w:ind w:left="0" w:firstLine="709"/>
         <w:rPr>
           <w:lang w:val="en-KZ"/>
         </w:rPr>
@@ -1005,6 +1104,7 @@
           <w:ilvl w:val="0"/>
           <w:numId w:val="1"/>
         </w:numPr>
+        <w:ind w:left="0" w:firstLine="709"/>
         <w:rPr>
           <w:rFonts w:eastAsia="Times New Roman" w:cs="Times New Roman"/>
           <w:color w:val="000000" w:themeColor="text1"/>
@@ -1033,6 +1133,7 @@
           <w:ilvl w:val="0"/>
           <w:numId w:val="1"/>
         </w:numPr>
+        <w:ind w:left="0" w:firstLine="709"/>
         <w:rPr>
           <w:rFonts w:eastAsia="Times New Roman" w:cs="Times New Roman"/>
           <w:color w:val="000000" w:themeColor="text1"/>
@@ -1061,6 +1162,7 @@
           <w:ilvl w:val="0"/>
           <w:numId w:val="1"/>
         </w:numPr>
+        <w:ind w:left="0" w:firstLine="709"/>
         <w:rPr>
           <w:rFonts w:eastAsia="Times New Roman" w:cs="Times New Roman"/>
           <w:color w:val="000000" w:themeColor="text1"/>
@@ -1089,6 +1191,7 @@
           <w:ilvl w:val="0"/>
           <w:numId w:val="1"/>
         </w:numPr>
+        <w:ind w:left="0" w:firstLine="709"/>
         <w:rPr>
           <w:rFonts w:eastAsia="Times New Roman" w:cs="Times New Roman"/>
           <w:color w:val="000000" w:themeColor="text1"/>
@@ -1117,6 +1220,7 @@
           <w:ilvl w:val="0"/>
           <w:numId w:val="2"/>
         </w:numPr>
+        <w:ind w:left="0" w:firstLine="709"/>
         <w:rPr>
           <w:lang w:val="en-KZ"/>
         </w:rPr>
@@ -1135,6 +1239,7 @@
           <w:ilvl w:val="0"/>
           <w:numId w:val="2"/>
         </w:numPr>
+        <w:ind w:left="0" w:firstLine="709"/>
         <w:rPr>
           <w:lang w:val="en-KZ"/>
         </w:rPr>
@@ -1197,6 +1302,7 @@
         <w:rPr>
           <w:lang w:val="en-KZ"/>
         </w:rPr>
+        <w:lastRenderedPageBreak/>
         <w:t>генерация всплывающих экранных уведомлений о событиях за установленный пользователем промежуток времени.</w:t>
       </w:r>
     </w:p>
@@ -1215,7 +1321,6 @@
         <w:rPr>
           <w:lang w:val="en-KZ"/>
         </w:rPr>
-        <w:lastRenderedPageBreak/>
         <w:t>Модуль хранения и сервисных функций:</w:t>
       </w:r>
     </w:p>
@@ -1506,6 +1611,7 @@
           <w:lang w:val="en-KZ"/>
           <w14:ligatures w14:val="none"/>
         </w:rPr>
+        <w:lastRenderedPageBreak/>
         <w:t>4.3 Условия эксплуатации</w:t>
       </w:r>
     </w:p>
@@ -1535,7 +1641,6 @@
           <w:lang w:val="en-KZ"/>
           <w14:ligatures w14:val="none"/>
         </w:rPr>
-        <w:lastRenderedPageBreak/>
         <w:t>Эксплуатация в стандартных офисных или бытовых помещениях при температуре воздуха от +10 до +35 °С и относительной влажности до 80 %.</w:t>
       </w:r>
     </w:p>
@@ -1599,7 +1704,7 @@
     </w:p>
     <w:p>
       <w:pPr>
-        <w:spacing w:before="100" w:beforeAutospacing="1" w:after="100" w:afterAutospacing="1"/>
+        <w:spacing w:after="0"/>
         <w:outlineLvl w:val="3"/>
         <w:rPr>
           <w:rFonts w:eastAsia="Times New Roman" w:cs="Times New Roman"/>
@@ -1624,6 +1729,7 @@
     </w:p>
     <w:p>
       <w:pPr>
+        <w:spacing w:after="0"/>
         <w:rPr>
           <w:lang w:val="en-KZ"/>
         </w:rPr>
@@ -1633,6 +1739,36 @@
           <w:lang w:val="en-KZ"/>
         </w:rPr>
         <w:t>Минимальные технические характеристики рабочей станции:</w:t>
+      </w:r>
+    </w:p>
+    <w:p>
+      <w:pPr>
+        <w:pStyle w:val="ListParagraph"/>
+        <w:numPr>
+          <w:ilvl w:val="0"/>
+          <w:numId w:val="7"/>
+        </w:numPr>
+        <w:spacing w:after="0"/>
+        <w:ind w:left="0" w:firstLine="709"/>
+        <w:rPr>
+          <w:rFonts w:eastAsia="Times New Roman" w:cs="Times New Roman"/>
+          <w:color w:val="000000" w:themeColor="text1"/>
+          <w:kern w:val="0"/>
+          <w:szCs w:val="28"/>
+          <w:lang w:val="en-KZ"/>
+          <w14:ligatures w14:val="none"/>
+        </w:rPr>
+      </w:pPr>
+      <w:r>
+        <w:rPr>
+          <w:rFonts w:eastAsia="Times New Roman" w:cs="Times New Roman"/>
+          <w:color w:val="000000" w:themeColor="text1"/>
+          <w:kern w:val="0"/>
+          <w:szCs w:val="28"/>
+          <w:lang w:val="en-KZ"/>
+          <w14:ligatures w14:val="none"/>
+        </w:rPr>
+        <w:t>процессор с частотой от 1,6 ГГц (x86/x64);</w:t>
       </w:r>
     </w:p>
     <w:p>
@@ -1661,7 +1797,7 @@
           <w:lang w:val="en-KZ"/>
           <w14:ligatures w14:val="none"/>
         </w:rPr>
-        <w:t>процессор с частотой от 1,6 ГГц (x86/x64);</w:t>
+        <w:t>объем оперативной памяти (RAM): не менее 2 Гб;</w:t>
       </w:r>
     </w:p>
     <w:p>
@@ -1690,7 +1826,7 @@
           <w:lang w:val="en-KZ"/>
           <w14:ligatures w14:val="none"/>
         </w:rPr>
-        <w:t>объем оперативной памяти (RAM): не менее 2 Гб;</w:t>
+        <w:t>свободное пространство на накопителе: не менее 150 Мб;</w:t>
       </w:r>
     </w:p>
     <w:p>
@@ -1719,7 +1855,7 @@
           <w:lang w:val="en-KZ"/>
           <w14:ligatures w14:val="none"/>
         </w:rPr>
-        <w:t>свободное пространство на накопителе: не менее 150 Мб;</w:t>
+        <w:t>монитор с разрешением не менее 1280×720 точек;</w:t>
       </w:r>
     </w:p>
     <w:p>
@@ -1748,35 +1884,6 @@
           <w:lang w:val="en-KZ"/>
           <w14:ligatures w14:val="none"/>
         </w:rPr>
-        <w:t>монитор с разрешением не менее 1280×720 точек;</w:t>
-      </w:r>
-    </w:p>
-    <w:p>
-      <w:pPr>
-        <w:pStyle w:val="ListParagraph"/>
-        <w:numPr>
-          <w:ilvl w:val="0"/>
-          <w:numId w:val="7"/>
-        </w:numPr>
-        <w:spacing w:before="100" w:beforeAutospacing="1" w:after="100" w:afterAutospacing="1"/>
-        <w:rPr>
-          <w:rFonts w:eastAsia="Times New Roman" w:cs="Times New Roman"/>
-          <w:color w:val="000000" w:themeColor="text1"/>
-          <w:kern w:val="0"/>
-          <w:szCs w:val="28"/>
-          <w:lang w:val="en-KZ"/>
-          <w14:ligatures w14:val="none"/>
-        </w:rPr>
-      </w:pPr>
-      <w:r>
-        <w:rPr>
-          <w:rFonts w:eastAsia="Times New Roman" w:cs="Times New Roman"/>
-          <w:color w:val="000000" w:themeColor="text1"/>
-          <w:kern w:val="0"/>
-          <w:szCs w:val="28"/>
-          <w:lang w:val="en-KZ"/>
-          <w14:ligatures w14:val="none"/>
-        </w:rPr>
         <w:t>клавиатура и манипулятор «мышь».</w:t>
       </w:r>
     </w:p>
@@ -2272,10 +2379,23 @@
           <w:spacing w:val="-15"/>
           <w:kern w:val="0"/>
           <w:szCs w:val="28"/>
-          <w:lang w:val="en-KZ"/>
-          <w14:ligatures w14:val="none"/>
-        </w:rPr>
-        <w:t>6 ТЕХНИКО-ЭКОНОМИЧЕСКИЕ ПОКАЗАТЕЛИ</w:t>
+          <w14:ligatures w14:val="none"/>
+        </w:rPr>
+        <w:t xml:space="preserve">6 </w:t>
+      </w:r>
+      <w:r>
+        <w:rPr>
+          <w:rFonts w:eastAsia="Times New Roman" w:cs="Times New Roman"/>
+          <w:b/>
+          <w:bCs/>
+          <w:color w:val="000000" w:themeColor="text1"/>
+          <w:spacing w:val="-15"/>
+          <w:kern w:val="0"/>
+          <w:szCs w:val="28"/>
+          <w:lang w:val="en-KZ"/>
+          <w14:ligatures w14:val="none"/>
+        </w:rPr>
+        <w:t>ТЕХНИКО-ЭКОНОМИЧЕСКИЕ ПОКАЗАТЕЛИ</w:t>
       </w:r>
     </w:p>
     <w:p>
@@ -2308,25 +2428,54 @@
         <w:outlineLvl w:val="2"/>
         <w:rPr>
           <w:rFonts w:eastAsia="Times New Roman" w:cs="Times New Roman"/>
+          <w:b/>
+          <w:bCs/>
           <w:color w:val="000000" w:themeColor="text1"/>
           <w:spacing w:val="-15"/>
           <w:kern w:val="0"/>
           <w:szCs w:val="28"/>
-          <w:lang w:val="en-KZ"/>
-          <w14:ligatures w14:val="none"/>
-        </w:rPr>
-      </w:pPr>
-      <w:r>
-        <w:rPr>
-          <w:rFonts w:eastAsia="Times New Roman" w:cs="Times New Roman"/>
+          <w14:ligatures w14:val="none"/>
+        </w:rPr>
+      </w:pPr>
+      <w:r>
+        <w:rPr>
+          <w:rFonts w:eastAsia="Times New Roman" w:cs="Times New Roman"/>
+          <w:b/>
+          <w:bCs/>
           <w:color w:val="000000" w:themeColor="text1"/>
           <w:spacing w:val="-15"/>
           <w:kern w:val="0"/>
           <w:szCs w:val="28"/>
-          <w:lang w:val="en-KZ"/>
-          <w14:ligatures w14:val="none"/>
-        </w:rPr>
-        <w:t>7 Стадии и этапы разработки</w:t>
+          <w:highlight w:val="yellow"/>
+          <w:lang w:val="en-KZ"/>
+          <w14:ligatures w14:val="none"/>
+        </w:rPr>
+        <w:t>7 СТАДИИ И ЭТАПЫ РАЗРАБОТКИ</w:t>
+      </w:r>
+    </w:p>
+    <w:p>
+      <w:pPr>
+        <w:spacing w:before="100" w:beforeAutospacing="1" w:after="100" w:afterAutospacing="1"/>
+        <w:outlineLvl w:val="2"/>
+        <w:rPr>
+          <w:rFonts w:eastAsia="Times New Roman" w:cs="Times New Roman"/>
+          <w:color w:val="000000" w:themeColor="text1"/>
+          <w:spacing w:val="-15"/>
+          <w:kern w:val="0"/>
+          <w:szCs w:val="28"/>
+          <w14:ligatures w14:val="none"/>
+        </w:rPr>
+      </w:pPr>
+      <w:r>
+        <w:rPr>
+          <w:rFonts w:eastAsia="Times New Roman" w:cs="Times New Roman"/>
+          <w:color w:val="000000" w:themeColor="text1"/>
+          <w:spacing w:val="-15"/>
+          <w:kern w:val="0"/>
+          <w:szCs w:val="28"/>
+          <w14:ligatures w14:val="none"/>
+        </w:rPr>
+        <w:t>Стадии и этапы разработки приведены в таблице 1.</w:t>
       </w:r>
     </w:p>
     <w:tbl>
@@ -2376,7 +2525,7 @@
                 <w:tab w:val="left" w:pos="555"/>
               </w:tabs>
               <w:spacing w:after="0"/>
-              <w:ind w:right="-551"/>
+              <w:ind w:firstLine="0"/>
               <w:rPr>
                 <w:rFonts w:eastAsia="Times New Roman" w:cs="Times New Roman"/>
                 <w:color w:val="000000" w:themeColor="text1"/>
@@ -2420,6 +2569,7 @@
           <w:p>
             <w:pPr>
               <w:spacing w:after="0"/>
+              <w:ind w:firstLine="0"/>
               <w:rPr>
                 <w:rFonts w:eastAsia="Times New Roman" w:cs="Times New Roman"/>
                 <w:color w:val="000000" w:themeColor="text1"/>
@@ -2462,6 +2612,7 @@
           <w:p>
             <w:pPr>
               <w:spacing w:after="0"/>
+              <w:ind w:firstLine="0"/>
               <w:rPr>
                 <w:rFonts w:eastAsia="Times New Roman" w:cs="Times New Roman"/>
                 <w:color w:val="000000" w:themeColor="text1"/>
@@ -2504,6 +2655,7 @@
           <w:p>
             <w:pPr>
               <w:spacing w:after="0"/>
+              <w:ind w:firstLine="0"/>
               <w:rPr>
                 <w:rFonts w:eastAsia="Times New Roman" w:cs="Times New Roman"/>
                 <w:color w:val="000000" w:themeColor="text1"/>
@@ -2546,6 +2698,7 @@
           <w:p>
             <w:pPr>
               <w:spacing w:after="0"/>
+              <w:ind w:firstLine="0"/>
               <w:rPr>
                 <w:rFonts w:eastAsia="Times New Roman" w:cs="Times New Roman"/>
                 <w:color w:val="000000" w:themeColor="text1"/>
@@ -2590,6 +2743,7 @@
           <w:p>
             <w:pPr>
               <w:spacing w:after="0"/>
+              <w:ind w:hanging="7"/>
               <w:rPr>
                 <w:rFonts w:eastAsia="Times New Roman" w:cs="Times New Roman"/>
                 <w:color w:val="000000" w:themeColor="text1"/>
@@ -2632,6 +2786,7 @@
           <w:p>
             <w:pPr>
               <w:spacing w:after="0"/>
+              <w:ind w:firstLine="0"/>
               <w:rPr>
                 <w:rFonts w:eastAsia="Times New Roman" w:cs="Times New Roman"/>
                 <w:color w:val="000000" w:themeColor="text1"/>
@@ -2674,6 +2829,7 @@
           <w:p>
             <w:pPr>
               <w:spacing w:after="0"/>
+              <w:ind w:firstLine="0"/>
               <w:rPr>
                 <w:rFonts w:eastAsia="Times New Roman" w:cs="Times New Roman"/>
                 <w:color w:val="000000" w:themeColor="text1"/>
@@ -2715,7 +2871,11 @@
           </w:tcPr>
           <w:p>
             <w:pPr>
+              <w:tabs>
+                <w:tab w:val="left" w:pos="0"/>
+              </w:tabs>
               <w:spacing w:after="0"/>
+              <w:ind w:firstLine="0"/>
               <w:rPr>
                 <w:rFonts w:eastAsia="Times New Roman" w:cs="Times New Roman"/>
                 <w:color w:val="000000" w:themeColor="text1"/>
@@ -2802,6 +2962,7 @@
           <w:p>
             <w:pPr>
               <w:spacing w:after="0"/>
+              <w:ind w:hanging="7"/>
               <w:rPr>
                 <w:rFonts w:eastAsia="Times New Roman" w:cs="Times New Roman"/>
                 <w:color w:val="000000" w:themeColor="text1"/>
@@ -2844,6 +3005,7 @@
           <w:p>
             <w:pPr>
               <w:spacing w:after="0"/>
+              <w:ind w:firstLine="0"/>
               <w:rPr>
                 <w:rFonts w:eastAsia="Times New Roman" w:cs="Times New Roman"/>
                 <w:color w:val="000000" w:themeColor="text1"/>
@@ -2886,6 +3048,7 @@
           <w:p>
             <w:pPr>
               <w:spacing w:after="0"/>
+              <w:ind w:firstLine="0"/>
               <w:rPr>
                 <w:rFonts w:eastAsia="Times New Roman" w:cs="Times New Roman"/>
                 <w:color w:val="000000" w:themeColor="text1"/>
@@ -2927,7 +3090,11 @@
           </w:tcPr>
           <w:p>
             <w:pPr>
+              <w:tabs>
+                <w:tab w:val="left" w:pos="0"/>
+              </w:tabs>
               <w:spacing w:after="0"/>
+              <w:ind w:firstLine="0"/>
               <w:rPr>
                 <w:rFonts w:eastAsia="Times New Roman" w:cs="Times New Roman"/>
                 <w:color w:val="000000" w:themeColor="text1"/>
@@ -3014,6 +3181,7 @@
           <w:p>
             <w:pPr>
               <w:spacing w:after="0"/>
+              <w:ind w:hanging="7"/>
               <w:rPr>
                 <w:rFonts w:eastAsia="Times New Roman" w:cs="Times New Roman"/>
                 <w:color w:val="000000" w:themeColor="text1"/>
@@ -3056,6 +3224,7 @@
           <w:p>
             <w:pPr>
               <w:spacing w:after="0"/>
+              <w:ind w:firstLine="0"/>
               <w:rPr>
                 <w:rFonts w:eastAsia="Times New Roman" w:cs="Times New Roman"/>
                 <w:color w:val="000000" w:themeColor="text1"/>
@@ -3098,6 +3267,7 @@
           <w:p>
             <w:pPr>
               <w:spacing w:after="0"/>
+              <w:ind w:firstLine="0"/>
               <w:rPr>
                 <w:rFonts w:eastAsia="Times New Roman" w:cs="Times New Roman"/>
                 <w:color w:val="000000" w:themeColor="text1"/>
@@ -3139,7 +3309,11 @@
           </w:tcPr>
           <w:p>
             <w:pPr>
+              <w:tabs>
+                <w:tab w:val="left" w:pos="0"/>
+              </w:tabs>
               <w:spacing w:after="0"/>
+              <w:ind w:firstLine="0"/>
               <w:rPr>
                 <w:rFonts w:eastAsia="Times New Roman" w:cs="Times New Roman"/>
                 <w:color w:val="000000" w:themeColor="text1"/>
@@ -3226,6 +3400,7 @@
           <w:p>
             <w:pPr>
               <w:spacing w:after="0"/>
+              <w:ind w:hanging="7"/>
               <w:rPr>
                 <w:rFonts w:eastAsia="Times New Roman" w:cs="Times New Roman"/>
                 <w:color w:val="000000" w:themeColor="text1"/>
@@ -3268,6 +3443,7 @@
           <w:p>
             <w:pPr>
               <w:spacing w:after="0"/>
+              <w:ind w:firstLine="0"/>
               <w:rPr>
                 <w:rFonts w:eastAsia="Times New Roman" w:cs="Times New Roman"/>
                 <w:color w:val="000000" w:themeColor="text1"/>
@@ -3310,6 +3486,7 @@
           <w:p>
             <w:pPr>
               <w:spacing w:after="0"/>
+              <w:ind w:firstLine="0"/>
               <w:rPr>
                 <w:rFonts w:eastAsia="Times New Roman" w:cs="Times New Roman"/>
                 <w:color w:val="000000" w:themeColor="text1"/>
@@ -3351,7 +3528,11 @@
           </w:tcPr>
           <w:p>
             <w:pPr>
+              <w:tabs>
+                <w:tab w:val="left" w:pos="0"/>
+              </w:tabs>
               <w:spacing w:after="0"/>
+              <w:ind w:firstLine="0"/>
               <w:rPr>
                 <w:rFonts w:eastAsia="Times New Roman" w:cs="Times New Roman"/>
                 <w:color w:val="000000" w:themeColor="text1"/>
@@ -3456,7 +3637,6 @@
                 <w:lang w:val="en-KZ"/>
                 <w14:ligatures w14:val="none"/>
               </w:rPr>
-              <w:lastRenderedPageBreak/>
               <w:t>5</w:t>
             </w:r>
           </w:p>
@@ -3541,7 +3721,19 @@
                 <w:lang w:val="en-KZ"/>
                 <w14:ligatures w14:val="none"/>
               </w:rPr>
-              <w:t>Подготовка пользовательской документации, сдача ПО</w:t>
+              <w:t>Подготовка пользовательс</w:t>
+            </w:r>
+            <w:r>
+              <w:rPr>
+                <w:rFonts w:eastAsia="Times New Roman" w:cs="Times New Roman"/>
+                <w:color w:val="000000" w:themeColor="text1"/>
+                <w:kern w:val="0"/>
+                <w:szCs w:val="28"/>
+                <w:lang w:val="en-KZ"/>
+                <w14:ligatures w14:val="none"/>
+              </w:rPr>
+              <w:lastRenderedPageBreak/>
+              <w:t>кой документации, сдача ПО</w:t>
             </w:r>
           </w:p>
         </w:tc>
@@ -3583,6 +3775,7 @@
                 <w:lang w:val="en-KZ"/>
                 <w14:ligatures w14:val="none"/>
               </w:rPr>
+              <w:lastRenderedPageBreak/>
               <w:t>11–12 нед.</w:t>
             </w:r>
           </w:p>
@@ -3684,7 +3877,31 @@
           <w:lang w:val="en-KZ"/>
           <w14:ligatures w14:val="none"/>
         </w:rPr>
-        <w:t>8.1 Приемо-сдаточные испытания проводятся рабочей группой на основании документа «Программа и методика испытаний». 8.2 Контролю подлежат:</w:t>
+        <w:t xml:space="preserve">8.1 Приемо-сдаточные испытания проводятся рабочей группой на основании документа «Программа и методика испытаний». </w:t>
+      </w:r>
+    </w:p>
+    <w:p>
+      <w:pPr>
+        <w:spacing w:after="100" w:afterAutospacing="1"/>
+        <w:rPr>
+          <w:rFonts w:eastAsia="Times New Roman" w:cs="Times New Roman"/>
+          <w:color w:val="000000" w:themeColor="text1"/>
+          <w:kern w:val="0"/>
+          <w:szCs w:val="28"/>
+          <w:lang w:val="en-KZ"/>
+          <w14:ligatures w14:val="none"/>
+        </w:rPr>
+      </w:pPr>
+      <w:r>
+        <w:rPr>
+          <w:rFonts w:eastAsia="Times New Roman" w:cs="Times New Roman"/>
+          <w:color w:val="000000" w:themeColor="text1"/>
+          <w:kern w:val="0"/>
+          <w:szCs w:val="28"/>
+          <w:lang w:val="en-KZ"/>
+          <w14:ligatures w14:val="none"/>
+        </w:rPr>
+        <w:t>8.2 Контролю подлежат:</w:t>
       </w:r>
     </w:p>
     <w:p>
@@ -3771,657 +3988,32 @@
           <w:lang w:val="en-KZ"/>
           <w14:ligatures w14:val="none"/>
         </w:rPr>
-        <w:t>корректность обработки исключительных ситуаций и ошибочных пользовательских вводов. 8.3 По завершении проверок подписывается двусторонний акт сдачи-приемки программного изделия.</w:t>
+        <w:t xml:space="preserve">корректность обработки исключительных ситуаций и ошибочных пользовательских вводов. </w:t>
       </w:r>
     </w:p>
     <w:p>
       <w:pPr>
         <w:spacing w:before="100" w:beforeAutospacing="1" w:after="100" w:afterAutospacing="1"/>
-        <w:jc w:val="center"/>
-        <w:outlineLvl w:val="0"/>
-        <w:rPr>
-          <w:rStyle w:val="md-plain"/>
-          <w:rFonts w:eastAsia="Times New Roman" w:cs="Times New Roman"/>
-          <w:b/>
-          <w:bCs/>
-          <w:color w:val="000000" w:themeColor="text1"/>
-          <w:spacing w:val="-23"/>
-          <w:kern w:val="36"/>
-          <w:szCs w:val="28"/>
-          <w14:ligatures w14:val="none"/>
-        </w:rPr>
-      </w:pPr>
-      <w:r>
-        <w:rPr>
-          <w:rFonts w:eastAsia="Times New Roman" w:cs="Times New Roman"/>
-          <w:b/>
-          <w:bCs/>
-          <w:color w:val="000000" w:themeColor="text1"/>
-          <w:spacing w:val="-23"/>
-          <w:kern w:val="36"/>
-          <w:szCs w:val="28"/>
-          <w:lang w:val="en-KZ"/>
-          <w14:ligatures w14:val="none"/>
-        </w:rPr>
-        <w:t>ОТВЕТЫ НА КОНТРОЛЬНЫЕ ВОПРОСЫ</w:t>
-      </w:r>
-    </w:p>
-    <w:p>
-      <w:pPr>
-        <w:rPr>
-          <w:rFonts w:cs="Times New Roman"/>
-          <w:color w:val="000000" w:themeColor="text1"/>
-          <w:sz w:val="48"/>
-        </w:rPr>
-      </w:pPr>
-      <w:r>
-        <w:rPr>
-          <w:rStyle w:val="md-plain"/>
-          <w:rFonts w:cs="Times New Roman"/>
-          <w:b/>
-          <w:bCs/>
-          <w:color w:val="000000" w:themeColor="text1"/>
-          <w:spacing w:val="-23"/>
-        </w:rPr>
-        <w:t>1. Этапы разработки софта</w:t>
-      </w:r>
-    </w:p>
-    <w:p>
-      <w:pPr>
-        <w:rPr>
-          <w:rFonts w:cs="Times New Roman"/>
-          <w:color w:val="000000" w:themeColor="text1"/>
-        </w:rPr>
-      </w:pPr>
-      <w:r>
-        <w:rPr>
-          <w:rStyle w:val="md-plain"/>
-          <w:rFonts w:cs="Times New Roman"/>
-          <w:color w:val="000000" w:themeColor="text1"/>
-        </w:rPr>
-        <w:t>Сбор требований: выясняем у заказчика, чего он вообще хочет и какую боль будем лечить</w:t>
-      </w:r>
-    </w:p>
-    <w:p>
-      <w:pPr>
-        <w:rPr>
-          <w:rFonts w:cs="Times New Roman"/>
-          <w:color w:val="000000" w:themeColor="text1"/>
-        </w:rPr>
-      </w:pPr>
-      <w:r>
-        <w:rPr>
-          <w:rStyle w:val="md-plain"/>
-          <w:rFonts w:cs="Times New Roman"/>
-          <w:color w:val="000000" w:themeColor="text1"/>
-        </w:rPr>
-        <w:t>Техническое задание (ТЗ): фиксируем рамки проекта, чтобы потом не было «а сделайте еще вот это»</w:t>
-      </w:r>
-    </w:p>
-    <w:p>
-      <w:pPr>
-        <w:rPr>
-          <w:rFonts w:cs="Times New Roman"/>
-          <w:color w:val="000000" w:themeColor="text1"/>
-        </w:rPr>
-      </w:pPr>
-      <w:r>
-        <w:rPr>
-          <w:rStyle w:val="md-plain"/>
-          <w:rFonts w:cs="Times New Roman"/>
-          <w:color w:val="000000" w:themeColor="text1"/>
-        </w:rPr>
-        <w:lastRenderedPageBreak/>
-        <w:t>Проектирование: раскидываем архитектуру, схемы базы данных и то, как всё это будет крутиться</w:t>
-      </w:r>
-    </w:p>
-    <w:p>
-      <w:pPr>
-        <w:rPr>
-          <w:rFonts w:cs="Times New Roman"/>
-          <w:color w:val="000000" w:themeColor="text1"/>
-        </w:rPr>
-      </w:pPr>
-      <w:r>
-        <w:rPr>
-          <w:rStyle w:val="md-plain"/>
-          <w:rFonts w:cs="Times New Roman"/>
-          <w:color w:val="000000" w:themeColor="text1"/>
-        </w:rPr>
-        <w:t>Кодинг: пишем сам софт, собираем компоненты и набрасываем тесты</w:t>
-      </w:r>
-    </w:p>
-    <w:p>
-      <w:pPr>
-        <w:rPr>
-          <w:rFonts w:cs="Times New Roman"/>
-          <w:color w:val="000000" w:themeColor="text1"/>
-        </w:rPr>
-      </w:pPr>
-      <w:r>
-        <w:rPr>
-          <w:rStyle w:val="md-plain"/>
-          <w:rFonts w:cs="Times New Roman"/>
-          <w:color w:val="000000" w:themeColor="text1"/>
-        </w:rPr>
-        <w:t>Тестирование: гоняем систему по кругу, ищем баги и правим то, что сломалось</w:t>
-      </w:r>
-    </w:p>
-    <w:p>
-      <w:r>
-        <w:rPr>
-          <w:rStyle w:val="md-plain"/>
-          <w:rFonts w:cs="Times New Roman"/>
-          <w:color w:val="000000" w:themeColor="text1"/>
-        </w:rPr>
-        <w:t>Релиз и развертка: выкатываем продукт на продакшн, настраиваем и смотрим, чтобы ничего не упало</w:t>
-      </w:r>
-    </w:p>
-    <w:p>
-      <w:pPr>
-        <w:rPr>
-          <w:rFonts w:cs="Times New Roman"/>
-          <w:color w:val="000000" w:themeColor="text1"/>
-        </w:rPr>
-      </w:pPr>
-      <w:r>
-        <w:rPr>
-          <w:rStyle w:val="md-plain"/>
-          <w:rFonts w:cs="Times New Roman"/>
-          <w:color w:val="000000" w:themeColor="text1"/>
-        </w:rPr>
-        <w:t>Поддержка: пилим патчи, латаем дыры и затыкаем новые проблемы по мере поступления</w:t>
-      </w:r>
-    </w:p>
-    <w:p>
-      <w:pPr>
-        <w:rPr>
-          <w:rFonts w:cs="Times New Roman"/>
-          <w:color w:val="000000" w:themeColor="text1"/>
-        </w:rPr>
-      </w:pPr>
-      <w:r>
-        <w:rPr>
-          <w:rStyle w:val="md-plain"/>
-          <w:rFonts w:cs="Times New Roman"/>
-          <w:b/>
-          <w:bCs/>
-          <w:color w:val="000000" w:themeColor="text1"/>
-          <w:spacing w:val="-23"/>
-        </w:rPr>
-        <w:t>2. Что такое постановка задачи и предпроектные исследования</w:t>
-      </w:r>
-    </w:p>
-    <w:p>
-      <w:r>
-        <w:rPr>
-          <w:rStyle w:val="md-plain"/>
-          <w:rFonts w:cs="Times New Roman"/>
-          <w:color w:val="000000" w:themeColor="text1"/>
-        </w:rPr>
-        <w:t xml:space="preserve">Постановка задачи </w:t>
-      </w:r>
-      <w:proofErr w:type="gramStart"/>
-      <w:r>
-        <w:rPr>
-          <w:rStyle w:val="md-plain"/>
-          <w:rFonts w:cs="Times New Roman"/>
-          <w:color w:val="000000" w:themeColor="text1"/>
-        </w:rPr>
-        <w:t>- это четкое ТЗ</w:t>
-      </w:r>
-      <w:proofErr w:type="gramEnd"/>
-      <w:r>
-        <w:rPr>
-          <w:rStyle w:val="md-plain"/>
-          <w:rFonts w:cs="Times New Roman"/>
-          <w:color w:val="000000" w:themeColor="text1"/>
-        </w:rPr>
-        <w:t xml:space="preserve"> на человеческом: что программа делает, какие данные жрет на входе, что выдает на выходе и по каким правилам считает</w:t>
-      </w:r>
-    </w:p>
-    <w:p>
-      <w:pPr>
-        <w:rPr>
-          <w:rFonts w:cs="Times New Roman"/>
-          <w:color w:val="000000" w:themeColor="text1"/>
-        </w:rPr>
-      </w:pPr>
-      <w:r>
-        <w:rPr>
-          <w:rStyle w:val="md-plain"/>
-          <w:rFonts w:cs="Times New Roman"/>
-          <w:color w:val="000000" w:themeColor="text1"/>
-        </w:rPr>
-        <w:t xml:space="preserve">Предпроектные исследования </w:t>
-      </w:r>
-      <w:proofErr w:type="gramStart"/>
-      <w:r>
-        <w:rPr>
-          <w:rStyle w:val="md-plain"/>
-          <w:rFonts w:cs="Times New Roman"/>
-          <w:color w:val="000000" w:themeColor="text1"/>
-        </w:rPr>
-        <w:t>- это</w:t>
-      </w:r>
-      <w:proofErr w:type="gramEnd"/>
-      <w:r>
-        <w:rPr>
-          <w:rStyle w:val="md-plain"/>
-          <w:rFonts w:cs="Times New Roman"/>
-          <w:color w:val="000000" w:themeColor="text1"/>
-        </w:rPr>
-        <w:t xml:space="preserve"> когда ты смотришь на рынок, изучаешь конкурентов, понимаешь железо, на котором всё это будет крутиться, и считаешь, стоит ли вообще тратить время и бюджет на эту идею</w:t>
-      </w:r>
-    </w:p>
-    <w:p>
-      <w:pPr>
-        <w:rPr>
-          <w:rFonts w:cs="Times New Roman"/>
-          <w:color w:val="000000" w:themeColor="text1"/>
-        </w:rPr>
-      </w:pPr>
-      <w:r>
-        <w:rPr>
-          <w:rStyle w:val="md-plain"/>
-          <w:rFonts w:cs="Times New Roman"/>
-          <w:b/>
-          <w:bCs/>
-          <w:color w:val="000000" w:themeColor="text1"/>
-          <w:spacing w:val="-23"/>
-        </w:rPr>
-        <w:t>3. Функциональные и эксплуатационные требования</w:t>
-      </w:r>
-    </w:p>
-    <w:p>
-      <w:pPr>
-        <w:rPr>
-          <w:rFonts w:cs="Times New Roman"/>
-          <w:color w:val="000000" w:themeColor="text1"/>
-        </w:rPr>
-      </w:pPr>
-      <w:r>
-        <w:rPr>
-          <w:rStyle w:val="md-plain"/>
-          <w:rFonts w:cs="Times New Roman"/>
-          <w:color w:val="000000" w:themeColor="text1"/>
-        </w:rPr>
-        <w:t xml:space="preserve">Функциональные </w:t>
-      </w:r>
-      <w:proofErr w:type="gramStart"/>
-      <w:r>
-        <w:rPr>
-          <w:rStyle w:val="md-plain"/>
-          <w:rFonts w:cs="Times New Roman"/>
-          <w:color w:val="000000" w:themeColor="text1"/>
-        </w:rPr>
-        <w:t>- это</w:t>
-      </w:r>
-      <w:proofErr w:type="gramEnd"/>
-      <w:r>
-        <w:rPr>
-          <w:rStyle w:val="md-plain"/>
-          <w:rFonts w:cs="Times New Roman"/>
-          <w:color w:val="000000" w:themeColor="text1"/>
-        </w:rPr>
-        <w:t xml:space="preserve"> что именно программа должна делать: какие кнопки работают, как обрабатываются данные, в каком режиме всё крутится (фоном, по сети или интерактивно) и с какой скоростью откликается</w:t>
-      </w:r>
-    </w:p>
-    <w:p>
-      <w:pPr>
-        <w:rPr>
-          <w:rFonts w:cs="Times New Roman"/>
-          <w:color w:val="000000" w:themeColor="text1"/>
-        </w:rPr>
-      </w:pPr>
-      <w:r>
-        <w:rPr>
-          <w:rStyle w:val="md-plain"/>
-          <w:rFonts w:cs="Times New Roman"/>
-          <w:color w:val="000000" w:themeColor="text1"/>
-        </w:rPr>
-        <w:t xml:space="preserve">Эксплуатационные </w:t>
-      </w:r>
-      <w:proofErr w:type="gramStart"/>
-      <w:r>
-        <w:rPr>
-          <w:rStyle w:val="md-plain"/>
-          <w:rFonts w:cs="Times New Roman"/>
-          <w:color w:val="000000" w:themeColor="text1"/>
-        </w:rPr>
-        <w:t>- это</w:t>
-      </w:r>
-      <w:proofErr w:type="gramEnd"/>
-      <w:r>
-        <w:rPr>
-          <w:rStyle w:val="md-plain"/>
-          <w:rFonts w:cs="Times New Roman"/>
-          <w:color w:val="000000" w:themeColor="text1"/>
-        </w:rPr>
-        <w:t xml:space="preserve"> в каких условиях софт обязан выживать: какая нужна ОС, сколько оперативной памяти, какая нагрузка по железу, насколько система отказоустойчива и сможет ли обычный пользователь в ней разобраться, не сломав пальцы</w:t>
-      </w:r>
-    </w:p>
-    <w:p>
-      <w:pPr>
-        <w:rPr>
-          <w:rFonts w:cs="Times New Roman"/>
-          <w:color w:val="000000" w:themeColor="text1"/>
-        </w:rPr>
-      </w:pPr>
-      <w:r>
-        <w:rPr>
-          <w:rStyle w:val="md-plain"/>
-          <w:rFonts w:cs="Times New Roman"/>
-          <w:b/>
-          <w:bCs/>
-          <w:color w:val="000000" w:themeColor="text1"/>
-          <w:spacing w:val="-23"/>
-        </w:rPr>
-        <w:t>4. Правила написания ТЗ</w:t>
-      </w:r>
-    </w:p>
-    <w:p>
-      <w:pPr>
-        <w:rPr>
-          <w:rFonts w:cs="Times New Roman"/>
-          <w:color w:val="000000" w:themeColor="text1"/>
-        </w:rPr>
-      </w:pPr>
-      <w:r>
-        <w:rPr>
-          <w:rStyle w:val="md-plain"/>
-          <w:rFonts w:cs="Times New Roman"/>
-          <w:color w:val="000000" w:themeColor="text1"/>
-        </w:rPr>
-        <w:t>Оформляем по ГОСТу, чтобы не докопались проверяющие</w:t>
-      </w:r>
-    </w:p>
-    <w:p>
-      <w:pPr>
-        <w:rPr>
-          <w:rFonts w:cs="Times New Roman"/>
-          <w:color w:val="000000" w:themeColor="text1"/>
-        </w:rPr>
-      </w:pPr>
-      <w:r>
-        <w:rPr>
-          <w:rStyle w:val="md-plain"/>
-          <w:rFonts w:cs="Times New Roman"/>
-          <w:color w:val="000000" w:themeColor="text1"/>
-        </w:rPr>
-        <w:t>Никакой воды и абстрактных слов вроде «быстро» или «удобно» - только точные цифры и метрики</w:t>
-      </w:r>
-    </w:p>
-    <w:p>
-      <w:pPr>
-        <w:rPr>
-          <w:rFonts w:cs="Times New Roman"/>
-          <w:color w:val="000000" w:themeColor="text1"/>
-        </w:rPr>
-      </w:pPr>
-      <w:r>
-        <w:rPr>
-          <w:rStyle w:val="md-plain"/>
-          <w:rFonts w:cs="Times New Roman"/>
-          <w:color w:val="000000" w:themeColor="text1"/>
-        </w:rPr>
-        <w:t>Всё должно быть логично: пункты не должны противоречить друг другу</w:t>
-      </w:r>
-    </w:p>
-    <w:p>
-      <w:pPr>
-        <w:rPr>
-          <w:rFonts w:cs="Times New Roman"/>
-          <w:color w:val="000000" w:themeColor="text1"/>
-        </w:rPr>
-      </w:pPr>
-      <w:r>
-        <w:rPr>
-          <w:rStyle w:val="md-plain"/>
-          <w:rFonts w:cs="Times New Roman"/>
-          <w:color w:val="000000" w:themeColor="text1"/>
-        </w:rPr>
-        <w:lastRenderedPageBreak/>
-        <w:t>Если чего-то нет в требованиях, прямо пишем «требования не предъявляются», а не оставляем пустые места</w:t>
-      </w:r>
-    </w:p>
-    <w:p>
-      <w:pPr>
-        <w:rPr>
-          <w:rFonts w:cs="Times New Roman"/>
-          <w:color w:val="000000" w:themeColor="text1"/>
-        </w:rPr>
-      </w:pPr>
-      <w:r>
-        <w:rPr>
-          <w:rStyle w:val="md-plain"/>
-          <w:rFonts w:cs="Times New Roman"/>
-          <w:color w:val="000000" w:themeColor="text1"/>
-        </w:rPr>
-        <w:t xml:space="preserve">ТЗ </w:t>
-      </w:r>
-      <w:proofErr w:type="gramStart"/>
-      <w:r>
-        <w:rPr>
-          <w:rStyle w:val="md-plain"/>
-          <w:rFonts w:cs="Times New Roman"/>
-          <w:color w:val="000000" w:themeColor="text1"/>
-        </w:rPr>
-        <w:t>- это</w:t>
-      </w:r>
-      <w:proofErr w:type="gramEnd"/>
-      <w:r>
-        <w:rPr>
-          <w:rStyle w:val="md-plain"/>
-          <w:rFonts w:cs="Times New Roman"/>
-          <w:color w:val="000000" w:themeColor="text1"/>
-        </w:rPr>
-        <w:t xml:space="preserve"> юридический щит: подписали, значит работаем строго по нему</w:t>
-      </w:r>
-    </w:p>
-    <w:p>
-      <w:pPr>
-        <w:rPr>
-          <w:rFonts w:cs="Times New Roman"/>
-          <w:color w:val="000000" w:themeColor="text1"/>
-        </w:rPr>
-      </w:pPr>
-      <w:r>
-        <w:rPr>
-          <w:rStyle w:val="md-plain"/>
-          <w:rFonts w:cs="Times New Roman"/>
-          <w:color w:val="000000" w:themeColor="text1"/>
-        </w:rPr>
-        <w:t>Любые правки по ходу пьесы оформляются отдельным допником, а не на словах</w:t>
-      </w:r>
-    </w:p>
-    <w:p>
-      <w:pPr>
-        <w:rPr>
-          <w:rFonts w:cs="Times New Roman"/>
-          <w:color w:val="000000" w:themeColor="text1"/>
-        </w:rPr>
-      </w:pPr>
-      <w:r>
-        <w:rPr>
-          <w:rStyle w:val="md-plain"/>
-          <w:rFonts w:cs="Times New Roman"/>
-          <w:b/>
-          <w:bCs/>
-          <w:color w:val="000000" w:themeColor="text1"/>
-          <w:spacing w:val="-23"/>
-        </w:rPr>
-        <w:t>5. Основные разделы ТЗ (по ГОСТ 19.201–78)</w:t>
-      </w:r>
-    </w:p>
-    <w:p>
-      <w:pPr>
-        <w:rPr>
-          <w:rFonts w:cs="Times New Roman"/>
-          <w:color w:val="000000" w:themeColor="text1"/>
-        </w:rPr>
-      </w:pPr>
-      <w:r>
-        <w:rPr>
-          <w:rStyle w:val="md-plain"/>
-          <w:rFonts w:cs="Times New Roman"/>
-          <w:color w:val="000000" w:themeColor="text1"/>
-        </w:rPr>
-        <w:t>Введение</w:t>
-      </w:r>
-    </w:p>
-    <w:p>
-      <w:pPr>
-        <w:rPr>
-          <w:rFonts w:cs="Times New Roman"/>
-          <w:color w:val="000000" w:themeColor="text1"/>
-        </w:rPr>
-      </w:pPr>
-      <w:r>
-        <w:rPr>
-          <w:rStyle w:val="md-plain"/>
-          <w:rFonts w:cs="Times New Roman"/>
-          <w:color w:val="000000" w:themeColor="text1"/>
-        </w:rPr>
-        <w:t>Наименование и область применения</w:t>
-      </w:r>
-    </w:p>
-    <w:p>
-      <w:pPr>
-        <w:rPr>
-          <w:rFonts w:cs="Times New Roman"/>
-          <w:color w:val="000000" w:themeColor="text1"/>
-        </w:rPr>
-      </w:pPr>
-      <w:r>
-        <w:rPr>
-          <w:rStyle w:val="md-plain"/>
-          <w:rFonts w:cs="Times New Roman"/>
-          <w:color w:val="000000" w:themeColor="text1"/>
-        </w:rPr>
-        <w:t>Основание для разработки</w:t>
-      </w:r>
-    </w:p>
-    <w:p>
-      <w:pPr>
-        <w:rPr>
-          <w:rFonts w:cs="Times New Roman"/>
-          <w:color w:val="000000" w:themeColor="text1"/>
-        </w:rPr>
-      </w:pPr>
-      <w:r>
-        <w:rPr>
-          <w:rStyle w:val="md-plain"/>
-          <w:rFonts w:cs="Times New Roman"/>
-          <w:color w:val="000000" w:themeColor="text1"/>
-        </w:rPr>
-        <w:t>Назначение разработки</w:t>
-      </w:r>
-    </w:p>
-    <w:p>
-      <w:pPr>
-        <w:rPr>
-          <w:rFonts w:cs="Times New Roman"/>
-          <w:color w:val="000000" w:themeColor="text1"/>
-        </w:rPr>
-      </w:pPr>
-      <w:r>
-        <w:rPr>
-          <w:rStyle w:val="md-plain"/>
-          <w:rFonts w:cs="Times New Roman"/>
-          <w:color w:val="000000" w:themeColor="text1"/>
-        </w:rPr>
-        <w:t>Технические требования (функционал, надежность, железо, софт, совместимость)</w:t>
-      </w:r>
-    </w:p>
-    <w:p>
-      <w:pPr>
-        <w:rPr>
-          <w:rFonts w:cs="Times New Roman"/>
-          <w:color w:val="000000" w:themeColor="text1"/>
-        </w:rPr>
-      </w:pPr>
-      <w:r>
-        <w:rPr>
-          <w:rStyle w:val="md-plain"/>
-          <w:rFonts w:cs="Times New Roman"/>
-          <w:color w:val="000000" w:themeColor="text1"/>
-        </w:rPr>
-        <w:t>Технико-экономические показатели</w:t>
-      </w:r>
-    </w:p>
-    <w:p>
-      <w:pPr>
-        <w:rPr>
-          <w:rFonts w:cs="Times New Roman"/>
-          <w:color w:val="000000" w:themeColor="text1"/>
-        </w:rPr>
-      </w:pPr>
-      <w:r>
-        <w:rPr>
-          <w:rStyle w:val="md-plain"/>
-          <w:rFonts w:cs="Times New Roman"/>
-          <w:color w:val="000000" w:themeColor="text1"/>
-        </w:rPr>
-        <w:t>Стадии и этапы разработки</w:t>
-      </w:r>
-    </w:p>
-    <w:p>
-      <w:pPr>
-        <w:rPr>
-          <w:rFonts w:cs="Times New Roman"/>
-          <w:color w:val="000000" w:themeColor="text1"/>
-        </w:rPr>
-      </w:pPr>
-      <w:r>
-        <w:rPr>
-          <w:rStyle w:val="md-plain"/>
-          <w:rFonts w:cs="Times New Roman"/>
-          <w:color w:val="000000" w:themeColor="text1"/>
-        </w:rPr>
-        <w:t>Порядок контроля и приемки</w:t>
-      </w:r>
-    </w:p>
-    <w:p>
-      <w:pPr>
-        <w:rPr>
-          <w:rFonts w:cs="Times New Roman"/>
-          <w:color w:val="000000" w:themeColor="text1"/>
-        </w:rPr>
-      </w:pPr>
-      <w:r>
-        <w:rPr>
-          <w:rStyle w:val="md-plain"/>
-          <w:rFonts w:cs="Times New Roman"/>
-          <w:color w:val="000000" w:themeColor="text1"/>
-        </w:rPr>
-        <w:t>Приложения (схемы, таблицы, расчеты)</w:t>
-      </w:r>
-    </w:p>
-    <w:p>
-      <w:pPr>
-        <w:jc w:val="center"/>
-        <w:rPr>
-          <w:rFonts w:cs="Times New Roman"/>
-          <w:color w:val="000000" w:themeColor="text1"/>
-          <w:szCs w:val="28"/>
-        </w:rPr>
-        <w:sectPr>
-          <w:pgSz w:w="11906" w:h="16838"/>
-          <w:pgMar w:top="1134" w:right="850" w:bottom="1134" w:left="1701" w:header="708" w:footer="708" w:gutter="0"/>
-          <w:cols w:space="708"/>
-          <w:docGrid w:linePitch="360"/>
-        </w:sectPr>
-      </w:pPr>
-    </w:p>
-    <w:p>
-      <w:pPr>
-        <w:rPr>
-          <w:rFonts w:cs="Times New Roman"/>
-          <w:color w:val="000000" w:themeColor="text1"/>
-          <w:szCs w:val="28"/>
-        </w:rPr>
-      </w:pPr>
+        <w:rPr>
+          <w:rFonts w:eastAsia="Times New Roman" w:cs="Times New Roman"/>
+          <w:color w:val="000000" w:themeColor="text1"/>
+          <w:kern w:val="0"/>
+          <w:szCs w:val="28"/>
+          <w:lang w:val="en-KZ"/>
+          <w14:ligatures w14:val="none"/>
+        </w:rPr>
+      </w:pPr>
+      <w:r>
+        <w:rPr>
+          <w:rFonts w:eastAsia="Times New Roman" w:cs="Times New Roman"/>
+          <w:color w:val="000000" w:themeColor="text1"/>
+          <w:kern w:val="0"/>
+          <w:szCs w:val="28"/>
+          <w:lang w:val="en-KZ"/>
+          <w14:ligatures w14:val="none"/>
+        </w:rPr>
+        <w:t>8.3 По завершении проверок подписывается двусторонний акт сдачи-приемки программного изделия</w:t>
+      </w:r>
     </w:p>
     <w:sectPr>
       <w:headerReference w:type="even" r:id="rId9"/>
